--- a/文件/其他初審文件資料/🎯 OpenCV 圖片人臉偵測.docx
+++ b/文件/其他初審文件資料/🎯 OpenCV 圖片人臉偵測.docx
@@ -107,17 +107,37 @@
       </w:r>
     </w:p>
     <w:p>
-      <w:r>
-        <w:t xml:space="preserve">pip install </w:t>
+      <w:proofErr w:type="gramStart"/>
+      <w:r>
+        <w:t>pip</w:t>
+      </w:r>
+      <w:proofErr w:type="gramEnd"/>
+      <w:r>
+        <w:t xml:space="preserve"> </w:t>
+      </w:r>
+      <w:proofErr w:type="gramStart"/>
+      <w:r>
+        <w:t>install</w:t>
+      </w:r>
+      <w:proofErr w:type="gramEnd"/>
+      <w:r>
+        <w:t xml:space="preserve"> </w:t>
       </w:r>
       <w:proofErr w:type="spellStart"/>
+      <w:proofErr w:type="gramStart"/>
       <w:r>
         <w:t>opencv</w:t>
       </w:r>
       <w:proofErr w:type="spellEnd"/>
-      <w:r>
-        <w:t>-python</w:t>
-      </w:r>
+      <w:proofErr w:type="gramEnd"/>
+      <w:r>
+        <w:t>-</w:t>
+      </w:r>
+      <w:proofErr w:type="gramStart"/>
+      <w:r>
+        <w:t>python</w:t>
+      </w:r>
+      <w:proofErr w:type="gramEnd"/>
     </w:p>
     <w:p>
       <w:pPr>
@@ -209,7 +229,7 @@
     <w:p>
       <w:r>
         <w:pict w14:anchorId="7FC6CF77">
-          <v:rect id="_x0000_i1049" style="width:0;height:1.5pt" o:hralign="center" o:hrstd="t" o:hr="t" fillcolor="#a0a0a0" stroked="f"/>
+          <v:rect id="_x0000_i1025" style="width:0;height:1.5pt" o:hralign="center" o:hrstd="t" o:hr="t" fillcolor="#a0a0a0" stroked="f"/>
         </w:pict>
       </w:r>
     </w:p>
@@ -278,11 +298,6 @@
       </w:r>
     </w:p>
     <w:p>
-      <w:pPr>
-        <w:rPr>
-          <w:rFonts w:hint="eastAsia"/>
-        </w:rPr>
-      </w:pPr>
       <w:r>
         <w:t>import cv2</w:t>
       </w:r>
@@ -330,7 +345,15 @@
         <w:t xml:space="preserve"># </w:t>
       </w:r>
       <w:r>
-        <w:t>轉為灰階（讓辨識更準）</w:t>
+        <w:t>轉為灰階（讓辨識更</w:t>
+      </w:r>
+      <w:proofErr w:type="gramStart"/>
+      <w:r>
+        <w:t>準</w:t>
+      </w:r>
+      <w:proofErr w:type="gramEnd"/>
+      <w:r>
+        <w:t>）</w:t>
       </w:r>
     </w:p>
     <w:p>
@@ -361,9 +384,14 @@
       </w:r>
       <w:proofErr w:type="spellStart"/>
       <w:r>
-        <w:t>face_cascade.detectMultiScale</w:t>
+        <w:t>face_</w:t>
+      </w:r>
+      <w:proofErr w:type="gramStart"/>
+      <w:r>
+        <w:t>cascade.detectMultiScale</w:t>
       </w:r>
       <w:proofErr w:type="spellEnd"/>
+      <w:proofErr w:type="gramEnd"/>
       <w:r>
         <w:t xml:space="preserve">(gray, </w:t>
       </w:r>
@@ -391,7 +419,15 @@
         <w:t xml:space="preserve"># </w:t>
       </w:r>
       <w:r>
-        <w:t>在人臉處畫框</w:t>
+        <w:t>在</w:t>
+      </w:r>
+      <w:proofErr w:type="gramStart"/>
+      <w:r>
+        <w:t>人臉處畫</w:t>
+      </w:r>
+      <w:proofErr w:type="gramEnd"/>
+      <w:r>
+        <w:t>框</w:t>
       </w:r>
     </w:p>
     <w:p>
@@ -472,7 +508,7 @@
     <w:p>
       <w:r>
         <w:pict w14:anchorId="091215B3">
-          <v:rect id="_x0000_i1050" style="width:0;height:1.5pt" o:hralign="center" o:hrstd="t" o:hr="t" fillcolor="#a0a0a0" stroked="f"/>
+          <v:rect id="_x0000_i1026" style="width:0;height:1.5pt" o:hralign="center" o:hrstd="t" o:hr="t" fillcolor="#a0a0a0" stroked="f"/>
         </w:pict>
       </w:r>
     </w:p>
@@ -754,7 +790,7 @@
     <w:p>
       <w:r>
         <w:pict w14:anchorId="15D7251C">
-          <v:rect id="_x0000_i1051" style="width:0;height:1.5pt" o:hralign="center" o:hrstd="t" o:hr="t" fillcolor="#a0a0a0" stroked="f"/>
+          <v:rect id="_x0000_i1027" style="width:0;height:1.5pt" o:hralign="center" o:hrstd="t" o:hr="t" fillcolor="#a0a0a0" stroked="f"/>
         </w:pict>
       </w:r>
     </w:p>
@@ -802,7 +838,15 @@
         <w:t xml:space="preserve"> XML </w:t>
       </w:r>
       <w:r>
-        <w:t>檔案都在同一個資料夾。</w:t>
+        <w:t>檔案都在同一</w:t>
+      </w:r>
+      <w:proofErr w:type="gramStart"/>
+      <w:r>
+        <w:t>個</w:t>
+      </w:r>
+      <w:proofErr w:type="gramEnd"/>
+      <w:r>
+        <w:t>資料夾。</w:t>
       </w:r>
     </w:p>
     <w:p>
@@ -813,7 +857,15 @@
         </w:numPr>
       </w:pPr>
       <w:r>
-        <w:t>若要辨識多張圖片，可寫成迴圈載入圖片來處理。</w:t>
+        <w:t>若要辨識多張圖片，可寫成</w:t>
+      </w:r>
+      <w:proofErr w:type="gramStart"/>
+      <w:r>
+        <w:t>迴</w:t>
+      </w:r>
+      <w:proofErr w:type="gramEnd"/>
+      <w:r>
+        <w:t>圈載入圖片來處理。</w:t>
       </w:r>
     </w:p>
     <w:p>
@@ -861,42 +913,469 @@
       <w:r>
         <w:t xml:space="preserve">)  # </w:t>
       </w:r>
-      <w:r>
-        <w:t>儲存有框線的圖片</w:t>
+      <w:proofErr w:type="gramStart"/>
+      <w:r>
+        <w:t>儲存有框線</w:t>
+      </w:r>
+      <w:proofErr w:type="gramEnd"/>
+      <w:r>
+        <w:t>的圖片</w:t>
       </w:r>
     </w:p>
     <w:p>
       <w:r>
         <w:pict w14:anchorId="79B755AC">
-          <v:rect id="_x0000_i1052" style="width:0;height:1.5pt" o:hralign="center" o:hrstd="t" o:hr="t" fillcolor="#a0a0a0" stroked="f"/>
+          <v:rect id="_x0000_i1028" style="width:0;height:1.5pt" o:hralign="center" o:hrstd="t" o:hr="t" fillcolor="#a0a0a0" stroked="f"/>
         </w:pict>
       </w:r>
     </w:p>
     <w:p>
-      <w:pPr>
+      <w:r>
         <w:rPr>
           <w:rFonts w:hint="eastAsia"/>
         </w:rPr>
-      </w:pPr>
+        <w:t>模組</w:t>
+      </w:r>
       <w:r>
         <w:rPr>
           <w:rFonts w:hint="eastAsia"/>
         </w:rPr>
-        <w:t>模組</w:t>
-      </w:r>
-      <w:r>
-        <w:rPr>
-          <w:rFonts w:hint="eastAsia"/>
-        </w:rPr>
         <w:t>:</w:t>
       </w:r>
       <w:r>
         <w:t xml:space="preserve"> </w:t>
       </w:r>
-      <w:r>
-        <w:t>https://github.com/opencv/opencv/blob/master/data/haarcascades/haarcascade_frontalface_default.xml</w:t>
-      </w:r>
-    </w:p>
+      <w:hyperlink r:id="rId6" w:history="1">
+        <w:r>
+          <w:rPr>
+            <w:rStyle w:val="ae"/>
+          </w:rPr>
+          <w:t>https://github.com/opencv/opencv/blob/master/data/haarcascades/haarcascade_frontalface_default.xml</w:t>
+        </w:r>
+      </w:hyperlink>
+    </w:p>
+    <w:p>
+      <w:pPr>
+        <w:widowControl/>
+      </w:pPr>
+      <w:r>
+        <w:br w:type="page"/>
+      </w:r>
+    </w:p>
+    <w:p>
+      <w:pPr>
+        <w:rPr>
+          <w:b/>
+          <w:bCs/>
+        </w:rPr>
+      </w:pPr>
+      <w:r>
+        <w:rPr>
+          <w:b/>
+          <w:bCs/>
+        </w:rPr>
+        <w:lastRenderedPageBreak/>
+        <w:t>套用馬賽克處理</w:t>
+      </w:r>
+    </w:p>
+    <w:p>
+      <w:r>
+        <w:t>python</w:t>
+      </w:r>
+    </w:p>
+    <w:p>
+      <w:r>
+        <w:t>複製編輯</w:t>
+      </w:r>
+    </w:p>
+    <w:p>
+      <w:r>
+        <w:t xml:space="preserve">        for (x, y, w, h) in faces:</w:t>
+      </w:r>
+    </w:p>
+    <w:p>
+      <w:r>
+        <w:t xml:space="preserve">            </w:t>
+      </w:r>
+      <w:proofErr w:type="spellStart"/>
+      <w:r>
+        <w:t>face_roi</w:t>
+      </w:r>
+      <w:proofErr w:type="spellEnd"/>
+      <w:r>
+        <w:t xml:space="preserve"> = </w:t>
+      </w:r>
+      <w:proofErr w:type="spellStart"/>
+      <w:proofErr w:type="gramStart"/>
+      <w:r>
+        <w:t>img</w:t>
+      </w:r>
+      <w:proofErr w:type="spellEnd"/>
+      <w:r>
+        <w:t>[</w:t>
+      </w:r>
+      <w:proofErr w:type="spellStart"/>
+      <w:r>
+        <w:t>y:y</w:t>
+      </w:r>
+      <w:proofErr w:type="gramEnd"/>
+      <w:r>
+        <w:t>+h</w:t>
+      </w:r>
+      <w:proofErr w:type="spellEnd"/>
+      <w:r>
+        <w:t>, x:x+w]</w:t>
+      </w:r>
+    </w:p>
+    <w:p/>
+    <w:p>
+      <w:r>
+        <w:t xml:space="preserve">            small = cv2.resize(</w:t>
+      </w:r>
+      <w:proofErr w:type="spellStart"/>
+      <w:r>
+        <w:t>face_roi</w:t>
+      </w:r>
+      <w:proofErr w:type="spellEnd"/>
+      <w:r>
+        <w:t>, (10, 10), interpolation=cv2.INTER_LINEAR)</w:t>
+      </w:r>
+    </w:p>
+    <w:p>
+      <w:r>
+        <w:t xml:space="preserve">            mosaic = cv2.resize(small, (w, h), interpolation=cv2.INTER_NEAREST)</w:t>
+      </w:r>
+    </w:p>
+    <w:p/>
+    <w:p>
+      <w:r>
+        <w:t xml:space="preserve">            </w:t>
+      </w:r>
+      <w:proofErr w:type="spellStart"/>
+      <w:proofErr w:type="gramStart"/>
+      <w:r>
+        <w:t>img</w:t>
+      </w:r>
+      <w:proofErr w:type="spellEnd"/>
+      <w:r>
+        <w:t>[</w:t>
+      </w:r>
+      <w:proofErr w:type="spellStart"/>
+      <w:r>
+        <w:t>y:y</w:t>
+      </w:r>
+      <w:proofErr w:type="gramEnd"/>
+      <w:r>
+        <w:t>+h</w:t>
+      </w:r>
+      <w:proofErr w:type="spellEnd"/>
+      <w:r>
+        <w:t>, x:x+w] = mosaic</w:t>
+      </w:r>
+    </w:p>
+    <w:p>
+      <w:r>
+        <w:t>對每一張人臉區域：</w:t>
+      </w:r>
+    </w:p>
+    <w:p>
+      <w:pPr>
+        <w:numPr>
+          <w:ilvl w:val="0"/>
+          <w:numId w:val="3"/>
+        </w:numPr>
+      </w:pPr>
+      <w:r>
+        <w:t>擷取人臉區域</w:t>
+      </w:r>
+      <w:r>
+        <w:t xml:space="preserve"> </w:t>
+      </w:r>
+      <w:proofErr w:type="spellStart"/>
+      <w:r>
+        <w:t>face_roi</w:t>
+      </w:r>
+      <w:proofErr w:type="spellEnd"/>
+      <w:r>
+        <w:t>。</w:t>
+      </w:r>
+    </w:p>
+    <w:p>
+      <w:pPr>
+        <w:numPr>
+          <w:ilvl w:val="0"/>
+          <w:numId w:val="3"/>
+        </w:numPr>
+      </w:pPr>
+      <w:r>
+        <w:t>將它縮小為</w:t>
+      </w:r>
+      <w:r>
+        <w:t xml:space="preserve"> 10x10 </w:t>
+      </w:r>
+      <w:r>
+        <w:t>像素（失去細節）。</w:t>
+      </w:r>
+    </w:p>
+    <w:p>
+      <w:pPr>
+        <w:numPr>
+          <w:ilvl w:val="0"/>
+          <w:numId w:val="3"/>
+        </w:numPr>
+      </w:pPr>
+      <w:r>
+        <w:t>再放大回原大小，形成模糊的「馬賽克」效果。</w:t>
+      </w:r>
+    </w:p>
+    <w:p>
+      <w:pPr>
+        <w:numPr>
+          <w:ilvl w:val="0"/>
+          <w:numId w:val="3"/>
+        </w:numPr>
+      </w:pPr>
+      <w:r>
+        <w:t>把原圖中該區域換成馬賽克後的圖。</w:t>
+      </w:r>
+    </w:p>
+    <w:p>
+      <w:r>
+        <w:pict w14:anchorId="38D9D754">
+          <v:rect id="_x0000_i1041" style="width:0;height:1.5pt" o:hralign="center" o:hrstd="t" o:hr="t" fillcolor="#a0a0a0" stroked="f"/>
+        </w:pict>
+      </w:r>
+    </w:p>
+    <w:p>
+      <w:pPr>
+        <w:rPr>
+          <w:b/>
+          <w:bCs/>
+        </w:rPr>
+      </w:pPr>
+      <w:r>
+        <w:rPr>
+          <w:b/>
+          <w:bCs/>
+        </w:rPr>
+        <w:t>儲存處理後的圖片</w:t>
+      </w:r>
+    </w:p>
+    <w:p>
+      <w:r>
+        <w:t>python</w:t>
+      </w:r>
+    </w:p>
+    <w:p>
+      <w:r>
+        <w:t>複製編輯</w:t>
+      </w:r>
+    </w:p>
+    <w:p>
+      <w:r>
+        <w:t xml:space="preserve">        </w:t>
+      </w:r>
+      <w:proofErr w:type="spellStart"/>
+      <w:r>
+        <w:t>output_path</w:t>
+      </w:r>
+      <w:proofErr w:type="spellEnd"/>
+      <w:r>
+        <w:t xml:space="preserve"> = </w:t>
+      </w:r>
+      <w:proofErr w:type="spellStart"/>
+      <w:proofErr w:type="gramStart"/>
+      <w:r>
+        <w:t>os.path</w:t>
+      </w:r>
+      <w:proofErr w:type="gramEnd"/>
+      <w:r>
+        <w:t>.</w:t>
+      </w:r>
+      <w:proofErr w:type="gramStart"/>
+      <w:r>
+        <w:t>join</w:t>
+      </w:r>
+      <w:proofErr w:type="spellEnd"/>
+      <w:r>
+        <w:t>(</w:t>
+      </w:r>
+      <w:proofErr w:type="gramEnd"/>
+      <w:r>
+        <w:t>'</w:t>
+      </w:r>
+      <w:proofErr w:type="spellStart"/>
+      <w:r>
+        <w:t>myapp</w:t>
+      </w:r>
+      <w:proofErr w:type="spellEnd"/>
+      <w:r>
+        <w:t>', 'static', 'output.jpg')</w:t>
+      </w:r>
+    </w:p>
+    <w:p>
+      <w:r>
+        <w:t xml:space="preserve">        cv2.imwrite(</w:t>
+      </w:r>
+      <w:proofErr w:type="spellStart"/>
+      <w:r>
+        <w:t>output_path</w:t>
+      </w:r>
+      <w:proofErr w:type="spellEnd"/>
+      <w:r>
+        <w:t xml:space="preserve">, </w:t>
+      </w:r>
+      <w:proofErr w:type="spellStart"/>
+      <w:r>
+        <w:t>img</w:t>
+      </w:r>
+      <w:proofErr w:type="spellEnd"/>
+      <w:r>
+        <w:t>)</w:t>
+      </w:r>
+    </w:p>
+    <w:p>
+      <w:r>
+        <w:t xml:space="preserve">        </w:t>
+      </w:r>
+      <w:proofErr w:type="spellStart"/>
+      <w:r>
+        <w:t>result_img</w:t>
+      </w:r>
+      <w:proofErr w:type="spellEnd"/>
+      <w:r>
+        <w:t xml:space="preserve"> = 'output.jpg'</w:t>
+      </w:r>
+    </w:p>
+    <w:p>
+      <w:pPr>
+        <w:numPr>
+          <w:ilvl w:val="0"/>
+          <w:numId w:val="4"/>
+        </w:numPr>
+      </w:pPr>
+      <w:r>
+        <w:t>將處理完的圖片儲存為</w:t>
+      </w:r>
+      <w:r>
+        <w:t xml:space="preserve"> output.jpg</w:t>
+      </w:r>
+      <w:r>
+        <w:t>。</w:t>
+      </w:r>
+    </w:p>
+    <w:p>
+      <w:pPr>
+        <w:numPr>
+          <w:ilvl w:val="0"/>
+          <w:numId w:val="4"/>
+        </w:numPr>
+      </w:pPr>
+      <w:r>
+        <w:lastRenderedPageBreak/>
+        <w:t>設定</w:t>
+      </w:r>
+      <w:r>
+        <w:t xml:space="preserve"> </w:t>
+      </w:r>
+      <w:proofErr w:type="spellStart"/>
+      <w:r>
+        <w:t>result_img</w:t>
+      </w:r>
+      <w:proofErr w:type="spellEnd"/>
+      <w:r>
+        <w:t xml:space="preserve"> </w:t>
+      </w:r>
+      <w:r>
+        <w:t>為要在前端顯示的圖片檔名。</w:t>
+      </w:r>
+    </w:p>
+    <w:p>
+      <w:r>
+        <w:pict w14:anchorId="1826800B">
+          <v:rect id="_x0000_i1042" style="width:0;height:1.5pt" o:hralign="center" o:hrstd="t" o:hr="t" fillcolor="#a0a0a0" stroked="f"/>
+        </w:pict>
+      </w:r>
+    </w:p>
+    <w:p>
+      <w:pPr>
+        <w:rPr>
+          <w:b/>
+          <w:bCs/>
+        </w:rPr>
+      </w:pPr>
+      <w:r>
+        <w:rPr>
+          <w:b/>
+          <w:bCs/>
+        </w:rPr>
+        <w:t>回傳網頁模板</w:t>
+      </w:r>
+    </w:p>
+    <w:p>
+      <w:r>
+        <w:t>python</w:t>
+      </w:r>
+    </w:p>
+    <w:p>
+      <w:r>
+        <w:t>複製編輯</w:t>
+      </w:r>
+    </w:p>
+    <w:p>
+      <w:r>
+        <w:t xml:space="preserve">    return </w:t>
+      </w:r>
+      <w:proofErr w:type="gramStart"/>
+      <w:r>
+        <w:t>render(</w:t>
+      </w:r>
+      <w:proofErr w:type="gramEnd"/>
+      <w:r>
+        <w:t>request, 'index0527.html</w:t>
+      </w:r>
+      <w:proofErr w:type="gramStart"/>
+      <w:r>
+        <w:t>', {</w:t>
+      </w:r>
+      <w:proofErr w:type="gramEnd"/>
+      <w:r>
+        <w:t>'</w:t>
+      </w:r>
+      <w:proofErr w:type="spellStart"/>
+      <w:r>
+        <w:t>result_img</w:t>
+      </w:r>
+      <w:proofErr w:type="spellEnd"/>
+      <w:r>
+        <w:t xml:space="preserve">': </w:t>
+      </w:r>
+      <w:proofErr w:type="spellStart"/>
+      <w:r>
+        <w:t>result_</w:t>
+      </w:r>
+      <w:proofErr w:type="gramStart"/>
+      <w:r>
+        <w:t>img</w:t>
+      </w:r>
+      <w:proofErr w:type="spellEnd"/>
+      <w:r>
+        <w:t>})</w:t>
+      </w:r>
+      <w:proofErr w:type="gramEnd"/>
+    </w:p>
+    <w:p>
+      <w:r>
+        <w:t>最後將結果圖片路徑（或無結果）傳給模板</w:t>
+      </w:r>
+      <w:r>
+        <w:t xml:space="preserve"> index0527.html</w:t>
+      </w:r>
+      <w:r>
+        <w:t>，由前端顯示。</w:t>
+      </w:r>
+    </w:p>
+    <w:p/>
     <w:sectPr>
       <w:pgSz w:w="11906" w:h="16838"/>
       <w:pgMar w:top="1440" w:right="1800" w:bottom="1440" w:left="1800" w:header="851" w:footer="992" w:gutter="0"/>
@@ -1207,11 +1686,279 @@
       </w:rPr>
     </w:lvl>
   </w:abstractNum>
+  <w:abstractNum w:abstractNumId="2" w15:restartNumberingAfterBreak="0">
+    <w:nsid w:val="35925F14"/>
+    <w:multiLevelType w:val="multilevel"/>
+    <w:tmpl w:val="B1A0CDD4"/>
+    <w:lvl w:ilvl="0">
+      <w:start w:val="1"/>
+      <w:numFmt w:val="bullet"/>
+      <w:lvlText w:val=""/>
+      <w:lvlJc w:val="left"/>
+      <w:pPr>
+        <w:tabs>
+          <w:tab w:val="num" w:pos="720"/>
+        </w:tabs>
+        <w:ind w:left="720" w:hanging="360"/>
+      </w:pPr>
+      <w:rPr>
+        <w:rFonts w:ascii="Symbol" w:hAnsi="Symbol" w:hint="default"/>
+        <w:sz w:val="20"/>
+      </w:rPr>
+    </w:lvl>
+    <w:lvl w:ilvl="1" w:tentative="1">
+      <w:start w:val="1"/>
+      <w:numFmt w:val="bullet"/>
+      <w:lvlText w:val="o"/>
+      <w:lvlJc w:val="left"/>
+      <w:pPr>
+        <w:tabs>
+          <w:tab w:val="num" w:pos="1440"/>
+        </w:tabs>
+        <w:ind w:left="1440" w:hanging="360"/>
+      </w:pPr>
+      <w:rPr>
+        <w:rFonts w:ascii="Courier New" w:hAnsi="Courier New" w:hint="default"/>
+        <w:sz w:val="20"/>
+      </w:rPr>
+    </w:lvl>
+    <w:lvl w:ilvl="2" w:tentative="1">
+      <w:start w:val="1"/>
+      <w:numFmt w:val="bullet"/>
+      <w:lvlText w:val=""/>
+      <w:lvlJc w:val="left"/>
+      <w:pPr>
+        <w:tabs>
+          <w:tab w:val="num" w:pos="2160"/>
+        </w:tabs>
+        <w:ind w:left="2160" w:hanging="360"/>
+      </w:pPr>
+      <w:rPr>
+        <w:rFonts w:ascii="Wingdings" w:hAnsi="Wingdings" w:hint="default"/>
+        <w:sz w:val="20"/>
+      </w:rPr>
+    </w:lvl>
+    <w:lvl w:ilvl="3" w:tentative="1">
+      <w:start w:val="1"/>
+      <w:numFmt w:val="bullet"/>
+      <w:lvlText w:val=""/>
+      <w:lvlJc w:val="left"/>
+      <w:pPr>
+        <w:tabs>
+          <w:tab w:val="num" w:pos="2880"/>
+        </w:tabs>
+        <w:ind w:left="2880" w:hanging="360"/>
+      </w:pPr>
+      <w:rPr>
+        <w:rFonts w:ascii="Wingdings" w:hAnsi="Wingdings" w:hint="default"/>
+        <w:sz w:val="20"/>
+      </w:rPr>
+    </w:lvl>
+    <w:lvl w:ilvl="4" w:tentative="1">
+      <w:start w:val="1"/>
+      <w:numFmt w:val="bullet"/>
+      <w:lvlText w:val=""/>
+      <w:lvlJc w:val="left"/>
+      <w:pPr>
+        <w:tabs>
+          <w:tab w:val="num" w:pos="3600"/>
+        </w:tabs>
+        <w:ind w:left="3600" w:hanging="360"/>
+      </w:pPr>
+      <w:rPr>
+        <w:rFonts w:ascii="Wingdings" w:hAnsi="Wingdings" w:hint="default"/>
+        <w:sz w:val="20"/>
+      </w:rPr>
+    </w:lvl>
+    <w:lvl w:ilvl="5" w:tentative="1">
+      <w:start w:val="1"/>
+      <w:numFmt w:val="bullet"/>
+      <w:lvlText w:val=""/>
+      <w:lvlJc w:val="left"/>
+      <w:pPr>
+        <w:tabs>
+          <w:tab w:val="num" w:pos="4320"/>
+        </w:tabs>
+        <w:ind w:left="4320" w:hanging="360"/>
+      </w:pPr>
+      <w:rPr>
+        <w:rFonts w:ascii="Wingdings" w:hAnsi="Wingdings" w:hint="default"/>
+        <w:sz w:val="20"/>
+      </w:rPr>
+    </w:lvl>
+    <w:lvl w:ilvl="6" w:tentative="1">
+      <w:start w:val="1"/>
+      <w:numFmt w:val="bullet"/>
+      <w:lvlText w:val=""/>
+      <w:lvlJc w:val="left"/>
+      <w:pPr>
+        <w:tabs>
+          <w:tab w:val="num" w:pos="5040"/>
+        </w:tabs>
+        <w:ind w:left="5040" w:hanging="360"/>
+      </w:pPr>
+      <w:rPr>
+        <w:rFonts w:ascii="Wingdings" w:hAnsi="Wingdings" w:hint="default"/>
+        <w:sz w:val="20"/>
+      </w:rPr>
+    </w:lvl>
+    <w:lvl w:ilvl="7" w:tentative="1">
+      <w:start w:val="1"/>
+      <w:numFmt w:val="bullet"/>
+      <w:lvlText w:val=""/>
+      <w:lvlJc w:val="left"/>
+      <w:pPr>
+        <w:tabs>
+          <w:tab w:val="num" w:pos="5760"/>
+        </w:tabs>
+        <w:ind w:left="5760" w:hanging="360"/>
+      </w:pPr>
+      <w:rPr>
+        <w:rFonts w:ascii="Wingdings" w:hAnsi="Wingdings" w:hint="default"/>
+        <w:sz w:val="20"/>
+      </w:rPr>
+    </w:lvl>
+    <w:lvl w:ilvl="8" w:tentative="1">
+      <w:start w:val="1"/>
+      <w:numFmt w:val="bullet"/>
+      <w:lvlText w:val=""/>
+      <w:lvlJc w:val="left"/>
+      <w:pPr>
+        <w:tabs>
+          <w:tab w:val="num" w:pos="6480"/>
+        </w:tabs>
+        <w:ind w:left="6480" w:hanging="360"/>
+      </w:pPr>
+      <w:rPr>
+        <w:rFonts w:ascii="Wingdings" w:hAnsi="Wingdings" w:hint="default"/>
+        <w:sz w:val="20"/>
+      </w:rPr>
+    </w:lvl>
+  </w:abstractNum>
+  <w:abstractNum w:abstractNumId="3" w15:restartNumberingAfterBreak="0">
+    <w:nsid w:val="7AB12E42"/>
+    <w:multiLevelType w:val="multilevel"/>
+    <w:tmpl w:val="9F6A2A86"/>
+    <w:lvl w:ilvl="0">
+      <w:start w:val="1"/>
+      <w:numFmt w:val="decimal"/>
+      <w:lvlText w:val="%1."/>
+      <w:lvlJc w:val="left"/>
+      <w:pPr>
+        <w:tabs>
+          <w:tab w:val="num" w:pos="720"/>
+        </w:tabs>
+        <w:ind w:left="720" w:hanging="360"/>
+      </w:pPr>
+    </w:lvl>
+    <w:lvl w:ilvl="1" w:tentative="1">
+      <w:start w:val="1"/>
+      <w:numFmt w:val="decimal"/>
+      <w:lvlText w:val="%2."/>
+      <w:lvlJc w:val="left"/>
+      <w:pPr>
+        <w:tabs>
+          <w:tab w:val="num" w:pos="1440"/>
+        </w:tabs>
+        <w:ind w:left="1440" w:hanging="360"/>
+      </w:pPr>
+    </w:lvl>
+    <w:lvl w:ilvl="2" w:tentative="1">
+      <w:start w:val="1"/>
+      <w:numFmt w:val="decimal"/>
+      <w:lvlText w:val="%3."/>
+      <w:lvlJc w:val="left"/>
+      <w:pPr>
+        <w:tabs>
+          <w:tab w:val="num" w:pos="2160"/>
+        </w:tabs>
+        <w:ind w:left="2160" w:hanging="360"/>
+      </w:pPr>
+    </w:lvl>
+    <w:lvl w:ilvl="3" w:tentative="1">
+      <w:start w:val="1"/>
+      <w:numFmt w:val="decimal"/>
+      <w:lvlText w:val="%4."/>
+      <w:lvlJc w:val="left"/>
+      <w:pPr>
+        <w:tabs>
+          <w:tab w:val="num" w:pos="2880"/>
+        </w:tabs>
+        <w:ind w:left="2880" w:hanging="360"/>
+      </w:pPr>
+    </w:lvl>
+    <w:lvl w:ilvl="4" w:tentative="1">
+      <w:start w:val="1"/>
+      <w:numFmt w:val="decimal"/>
+      <w:lvlText w:val="%5."/>
+      <w:lvlJc w:val="left"/>
+      <w:pPr>
+        <w:tabs>
+          <w:tab w:val="num" w:pos="3600"/>
+        </w:tabs>
+        <w:ind w:left="3600" w:hanging="360"/>
+      </w:pPr>
+    </w:lvl>
+    <w:lvl w:ilvl="5" w:tentative="1">
+      <w:start w:val="1"/>
+      <w:numFmt w:val="decimal"/>
+      <w:lvlText w:val="%6."/>
+      <w:lvlJc w:val="left"/>
+      <w:pPr>
+        <w:tabs>
+          <w:tab w:val="num" w:pos="4320"/>
+        </w:tabs>
+        <w:ind w:left="4320" w:hanging="360"/>
+      </w:pPr>
+    </w:lvl>
+    <w:lvl w:ilvl="6" w:tentative="1">
+      <w:start w:val="1"/>
+      <w:numFmt w:val="decimal"/>
+      <w:lvlText w:val="%7."/>
+      <w:lvlJc w:val="left"/>
+      <w:pPr>
+        <w:tabs>
+          <w:tab w:val="num" w:pos="5040"/>
+        </w:tabs>
+        <w:ind w:left="5040" w:hanging="360"/>
+      </w:pPr>
+    </w:lvl>
+    <w:lvl w:ilvl="7" w:tentative="1">
+      <w:start w:val="1"/>
+      <w:numFmt w:val="decimal"/>
+      <w:lvlText w:val="%8."/>
+      <w:lvlJc w:val="left"/>
+      <w:pPr>
+        <w:tabs>
+          <w:tab w:val="num" w:pos="5760"/>
+        </w:tabs>
+        <w:ind w:left="5760" w:hanging="360"/>
+      </w:pPr>
+    </w:lvl>
+    <w:lvl w:ilvl="8" w:tentative="1">
+      <w:start w:val="1"/>
+      <w:numFmt w:val="decimal"/>
+      <w:lvlText w:val="%9."/>
+      <w:lvlJc w:val="left"/>
+      <w:pPr>
+        <w:tabs>
+          <w:tab w:val="num" w:pos="6480"/>
+        </w:tabs>
+        <w:ind w:left="6480" w:hanging="360"/>
+      </w:pPr>
+    </w:lvl>
+  </w:abstractNum>
   <w:num w:numId="1" w16cid:durableId="1259489152">
     <w:abstractNumId w:val="0"/>
   </w:num>
   <w:num w:numId="2" w16cid:durableId="1958828904">
     <w:abstractNumId w:val="1"/>
+  </w:num>
+  <w:num w:numId="3" w16cid:durableId="1689060854">
+    <w:abstractNumId w:val="3"/>
+  </w:num>
+  <w:num w:numId="4" w16cid:durableId="2125953740">
+    <w:abstractNumId w:val="2"/>
   </w:num>
 </w:numbering>
 </file>
